--- a/Supplemental text.docx
+++ b/Supplemental text.docx
@@ -2149,7 +2149,21 @@
           <w:rFonts w:ascii="Times New Roman" w:hAnsi="Times New Roman" w:cs="Times New Roman"/>
           <w:color w:val="000000" w:themeColor="text1"/>
         </w:rPr>
-        <w:t xml:space="preserve">. Mean classification accuracy for </w:t>
+        <w:t xml:space="preserve">. Mean classification accuracy </w:t>
+      </w:r>
+      <w:r>
+        <w:rPr>
+          <w:rFonts w:ascii="Times New Roman" w:hAnsi="Times New Roman" w:cs="Times New Roman"/>
+          <w:color w:val="000000" w:themeColor="text1"/>
+        </w:rPr>
+        <w:t>of</w:t>
+      </w:r>
+      <w:r>
+        <w:rPr>
+          <w:rFonts w:ascii="Times New Roman" w:hAnsi="Times New Roman" w:cs="Times New Roman"/>
+          <w:color w:val="000000" w:themeColor="text1"/>
+        </w:rPr>
+        <w:t xml:space="preserve"> </w:t>
       </w:r>
       <w:proofErr w:type="spellStart"/>
       <w:r>
@@ -2187,7 +2201,7 @@
           <w:rFonts w:ascii="Times New Roman" w:hAnsi="Times New Roman" w:cs="Times New Roman"/>
           <w:color w:val="000000" w:themeColor="text1"/>
         </w:rPr>
-        <w:t>odors</w:t>
+        <w:t>odor</w:t>
       </w:r>
       <w:proofErr w:type="spellEnd"/>
       <w:r>
@@ -2195,7 +2209,49 @@
           <w:rFonts w:ascii="Times New Roman" w:hAnsi="Times New Roman" w:cs="Times New Roman"/>
           <w:color w:val="000000" w:themeColor="text1"/>
         </w:rPr>
-        <w:t xml:space="preserve"> A, B, and Mix </w:t>
+        <w:t xml:space="preserve"> </w:t>
+      </w:r>
+      <w:r>
+        <w:rPr>
+          <w:rFonts w:ascii="Times New Roman" w:hAnsi="Times New Roman" w:cs="Times New Roman"/>
+          <w:color w:val="000000" w:themeColor="text1"/>
+        </w:rPr>
+        <w:t>stimul</w:t>
+      </w:r>
+      <w:r>
+        <w:rPr>
+          <w:rFonts w:ascii="Times New Roman" w:hAnsi="Times New Roman" w:cs="Times New Roman"/>
+          <w:color w:val="000000" w:themeColor="text1"/>
+        </w:rPr>
+        <w:t>us</w:t>
+      </w:r>
+      <w:r>
+        <w:rPr>
+          <w:rFonts w:ascii="Times New Roman" w:hAnsi="Times New Roman" w:cs="Times New Roman"/>
+          <w:color w:val="000000" w:themeColor="text1"/>
+        </w:rPr>
+        <w:t xml:space="preserve"> 1</w:t>
+      </w:r>
+      <w:r>
+        <w:rPr>
+          <w:rFonts w:ascii="Times New Roman" w:hAnsi="Times New Roman" w:cs="Times New Roman"/>
+          <w:color w:val="000000" w:themeColor="text1"/>
+        </w:rPr>
+        <w:t xml:space="preserve">, </w:t>
+      </w:r>
+      <w:r>
+        <w:rPr>
+          <w:rFonts w:ascii="Times New Roman" w:hAnsi="Times New Roman" w:cs="Times New Roman"/>
+          <w:color w:val="000000" w:themeColor="text1"/>
+        </w:rPr>
+        <w:t>2</w:t>
+      </w:r>
+      <w:r>
+        <w:rPr>
+          <w:rFonts w:ascii="Times New Roman" w:hAnsi="Times New Roman" w:cs="Times New Roman"/>
+          <w:color w:val="000000" w:themeColor="text1"/>
+        </w:rPr>
+        <w:t xml:space="preserve">, and Mix </w:t>
       </w:r>
       <w:r>
         <w:rPr>
@@ -2566,7 +2622,21 @@
           <w:rFonts w:ascii="Times New Roman" w:hAnsi="Times New Roman" w:cs="Times New Roman"/>
           <w:color w:val="000000" w:themeColor="text1"/>
         </w:rPr>
-        <w:t xml:space="preserve"> A</w:t>
+        <w:t xml:space="preserve"> stimulus</w:t>
+      </w:r>
+      <w:r>
+        <w:rPr>
+          <w:rFonts w:ascii="Times New Roman" w:hAnsi="Times New Roman" w:cs="Times New Roman"/>
+          <w:color w:val="000000" w:themeColor="text1"/>
+        </w:rPr>
+        <w:t xml:space="preserve"> </w:t>
+      </w:r>
+      <w:r>
+        <w:rPr>
+          <w:rFonts w:ascii="Times New Roman" w:hAnsi="Times New Roman" w:cs="Times New Roman"/>
+          <w:color w:val="000000" w:themeColor="text1"/>
+        </w:rPr>
+        <w:t>1</w:t>
       </w:r>
       <w:r>
         <w:rPr>
@@ -2596,7 +2666,7 @@
           <w:rFonts w:ascii="Times New Roman" w:hAnsi="Times New Roman" w:cs="Times New Roman"/>
           <w:color w:val="000000" w:themeColor="text1"/>
         </w:rPr>
-        <w:t xml:space="preserve"> B</w:t>
+        <w:t xml:space="preserve"> stimulus 2</w:t>
       </w:r>
       <w:r>
         <w:rPr>
@@ -2621,6 +2691,13 @@
         <w:t>odor</w:t>
       </w:r>
       <w:proofErr w:type="spellEnd"/>
+      <w:r>
+        <w:rPr>
+          <w:rFonts w:ascii="Times New Roman" w:hAnsi="Times New Roman" w:cs="Times New Roman"/>
+          <w:color w:val="000000" w:themeColor="text1"/>
+        </w:rPr>
+        <w:t xml:space="preserve"> stimulus</w:t>
+      </w:r>
       <w:r>
         <w:rPr>
           <w:rFonts w:ascii="Times New Roman" w:hAnsi="Times New Roman" w:cs="Times New Roman"/>

--- a/Supplemental text.docx
+++ b/Supplemental text.docx
@@ -2005,21 +2005,47 @@
         </w:rPr>
         <w:t xml:space="preserve">PYR–PYR. Accuracy is reported across three </w:t>
       </w:r>
-      <w:proofErr w:type="spellStart"/>
-      <w:r>
-        <w:rPr>
-          <w:rFonts w:ascii="Times New Roman" w:hAnsi="Times New Roman" w:cs="Times New Roman"/>
-          <w:color w:val="000000" w:themeColor="text1"/>
-        </w:rPr>
-        <w:t>odor</w:t>
-      </w:r>
-      <w:proofErr w:type="spellEnd"/>
-      <w:r>
-        <w:rPr>
-          <w:rFonts w:ascii="Times New Roman" w:hAnsi="Times New Roman" w:cs="Times New Roman"/>
-          <w:color w:val="000000" w:themeColor="text1"/>
-        </w:rPr>
-        <w:t xml:space="preserve"> conditions (A, B, </w:t>
+      <w:r>
+        <w:rPr>
+          <w:rFonts w:ascii="Times New Roman" w:hAnsi="Times New Roman" w:cs="Times New Roman"/>
+          <w:color w:val="000000" w:themeColor="text1"/>
+        </w:rPr>
+        <w:t xml:space="preserve">stimulus </w:t>
+      </w:r>
+      <w:r>
+        <w:rPr>
+          <w:rFonts w:ascii="Times New Roman" w:hAnsi="Times New Roman" w:cs="Times New Roman"/>
+          <w:color w:val="000000" w:themeColor="text1"/>
+        </w:rPr>
+        <w:t>conditions (</w:t>
+      </w:r>
+      <w:r>
+        <w:rPr>
+          <w:rFonts w:ascii="Times New Roman" w:hAnsi="Times New Roman" w:cs="Times New Roman"/>
+          <w:color w:val="000000" w:themeColor="text1"/>
+        </w:rPr>
+        <w:t>stimulus 1</w:t>
+      </w:r>
+      <w:r>
+        <w:rPr>
+          <w:rFonts w:ascii="Times New Roman" w:hAnsi="Times New Roman" w:cs="Times New Roman"/>
+          <w:color w:val="000000" w:themeColor="text1"/>
+        </w:rPr>
+        <w:t xml:space="preserve">, </w:t>
+      </w:r>
+      <w:r>
+        <w:rPr>
+          <w:rFonts w:ascii="Times New Roman" w:hAnsi="Times New Roman" w:cs="Times New Roman"/>
+          <w:color w:val="000000" w:themeColor="text1"/>
+        </w:rPr>
+        <w:t>2</w:t>
+      </w:r>
+      <w:r>
+        <w:rPr>
+          <w:rFonts w:ascii="Times New Roman" w:hAnsi="Times New Roman" w:cs="Times New Roman"/>
+          <w:color w:val="000000" w:themeColor="text1"/>
+        </w:rPr>
+        <w:t xml:space="preserve">, </w:t>
       </w:r>
       <w:r>
         <w:rPr>
@@ -2930,6 +2956,11 @@
         <w:docPartUnique/>
       </w:docPartObj>
     </w:sdtPr>
+    <w:sdtEndPr>
+      <w:rPr>
+        <w:rStyle w:val="PageNumber"/>
+      </w:rPr>
+    </w:sdtEndPr>
     <w:sdtContent>
       <w:p>
         <w:pPr>

--- a/Supplemental text.docx
+++ b/Supplemental text.docx
@@ -419,14 +419,14 @@
           <w:rFonts w:ascii="Times New Roman" w:hAnsi="Times New Roman" w:cs="Times New Roman"/>
           <w:color w:val="000000" w:themeColor="text1"/>
         </w:rPr>
-        <w:t>vs.</w:t>
-      </w:r>
-      <w:r>
-        <w:rPr>
-          <w:rFonts w:ascii="Times New Roman" w:hAnsi="Times New Roman" w:cs="Times New Roman"/>
-          <w:color w:val="000000" w:themeColor="text1"/>
-        </w:rPr>
-        <w:t xml:space="preserve"> resulting voltage response</w:t>
+        <w:t xml:space="preserve">and the corresponding </w:t>
+      </w:r>
+      <w:r>
+        <w:rPr>
+          <w:rFonts w:ascii="Times New Roman" w:hAnsi="Times New Roman" w:cs="Times New Roman"/>
+          <w:color w:val="000000" w:themeColor="text1"/>
+        </w:rPr>
+        <w:t>voltage response</w:t>
       </w:r>
       <w:r>
         <w:rPr>
@@ -440,7 +440,21 @@
           <w:rFonts w:ascii="Times New Roman" w:hAnsi="Times New Roman" w:cs="Times New Roman"/>
           <w:color w:val="000000" w:themeColor="text1"/>
         </w:rPr>
-        <w:t xml:space="preserve"> from soma and </w:t>
+        <w:t xml:space="preserve"> from </w:t>
+      </w:r>
+      <w:r>
+        <w:rPr>
+          <w:rFonts w:ascii="Times New Roman" w:hAnsi="Times New Roman" w:cs="Times New Roman"/>
+          <w:color w:val="000000" w:themeColor="text1"/>
+        </w:rPr>
+        <w:t xml:space="preserve">the </w:t>
+      </w:r>
+      <w:r>
+        <w:rPr>
+          <w:rFonts w:ascii="Times New Roman" w:hAnsi="Times New Roman" w:cs="Times New Roman"/>
+          <w:color w:val="000000" w:themeColor="text1"/>
+        </w:rPr>
+        <w:t xml:space="preserve">soma and </w:t>
       </w:r>
       <w:r>
         <w:rPr>
@@ -551,7 +565,14 @@
           <w:rFonts w:ascii="Times New Roman" w:hAnsi="Times New Roman" w:cs="Times New Roman"/>
           <w:color w:val="000000" w:themeColor="text1"/>
         </w:rPr>
-        <w:t xml:space="preserve">This panel shows the mean spontaneous firing frequency (means ± </w:t>
+        <w:t>M</w:t>
+      </w:r>
+      <w:r>
+        <w:rPr>
+          <w:rFonts w:ascii="Times New Roman" w:hAnsi="Times New Roman" w:cs="Times New Roman"/>
+          <w:color w:val="000000" w:themeColor="text1"/>
+        </w:rPr>
+        <w:t xml:space="preserve">ean spontaneous firing frequency (mean ± </w:t>
       </w:r>
       <w:r>
         <w:rPr>
@@ -586,21 +607,23 @@
           <w:rFonts w:ascii="Times New Roman" w:hAnsi="Times New Roman" w:cs="Times New Roman"/>
           <w:color w:val="000000" w:themeColor="text1"/>
         </w:rPr>
-        <w:t xml:space="preserve">across </w:t>
-      </w:r>
-      <w:r>
-        <w:rPr>
-          <w:rFonts w:ascii="Times New Roman" w:hAnsi="Times New Roman" w:cs="Times New Roman"/>
-          <w:color w:val="000000" w:themeColor="text1"/>
-        </w:rPr>
-        <w:t xml:space="preserve">the </w:t>
-      </w:r>
-      <w:r>
-        <w:rPr>
-          <w:rFonts w:ascii="Times New Roman" w:hAnsi="Times New Roman" w:cs="Times New Roman"/>
-          <w:color w:val="000000" w:themeColor="text1"/>
-        </w:rPr>
-        <w:t>trials (n = 100).</w:t>
+        <w:t>across trials (</w:t>
+      </w:r>
+      <w:r>
+        <w:rPr>
+          <w:rFonts w:ascii="Times New Roman" w:hAnsi="Times New Roman" w:cs="Times New Roman"/>
+          <w:i/>
+          <w:iCs/>
+          <w:color w:val="000000" w:themeColor="text1"/>
+        </w:rPr>
+        <w:t>n</w:t>
+      </w:r>
+      <w:r>
+        <w:rPr>
+          <w:rFonts w:ascii="Times New Roman" w:hAnsi="Times New Roman" w:cs="Times New Roman"/>
+          <w:color w:val="000000" w:themeColor="text1"/>
+        </w:rPr>
+        <w:t xml:space="preserve"> = 100).</w:t>
       </w:r>
       <w:r>
         <w:rPr>
@@ -698,6 +721,13 @@
           <w:color w:val="000000" w:themeColor="text1"/>
         </w:rPr>
         <w:t xml:space="preserve">activity recorded from </w:t>
+      </w:r>
+      <w:r>
+        <w:rPr>
+          <w:rFonts w:ascii="Times New Roman" w:hAnsi="Times New Roman" w:cs="Times New Roman"/>
+          <w:color w:val="000000" w:themeColor="text1"/>
+        </w:rPr>
+        <w:t xml:space="preserve">the </w:t>
       </w:r>
       <w:r>
         <w:rPr>
@@ -832,7 +862,14 @@
           <w:rFonts w:ascii="Times New Roman" w:hAnsi="Times New Roman" w:cs="Times New Roman"/>
           <w:color w:val="000000" w:themeColor="text1"/>
         </w:rPr>
-        <w:t xml:space="preserve">3 different </w:t>
+        <w:t>three</w:t>
+      </w:r>
+      <w:r>
+        <w:rPr>
+          <w:rFonts w:ascii="Times New Roman" w:hAnsi="Times New Roman" w:cs="Times New Roman"/>
+          <w:color w:val="000000" w:themeColor="text1"/>
+        </w:rPr>
+        <w:t xml:space="preserve"> different </w:t>
       </w:r>
       <w:r>
         <w:rPr>
@@ -1020,7 +1057,14 @@
           <w:rFonts w:ascii="Times New Roman" w:hAnsi="Times New Roman" w:cs="Times New Roman"/>
           <w:color w:val="000000" w:themeColor="text1"/>
         </w:rPr>
-        <w:t xml:space="preserve">Plot of an action potential recorded from the soma (I) and </w:t>
+        <w:t>Example</w:t>
+      </w:r>
+      <w:r>
+        <w:rPr>
+          <w:rFonts w:ascii="Times New Roman" w:hAnsi="Times New Roman" w:cs="Times New Roman"/>
+          <w:color w:val="000000" w:themeColor="text1"/>
+        </w:rPr>
+        <w:t xml:space="preserve"> action potential recorded from the soma (I) and </w:t>
       </w:r>
       <w:r>
         <w:rPr>
@@ -1138,14 +1182,14 @@
           <w:rFonts w:ascii="Times New Roman" w:hAnsi="Times New Roman" w:cs="Times New Roman"/>
           <w:color w:val="000000" w:themeColor="text1"/>
         </w:rPr>
-        <w:t>A</w:t>
-      </w:r>
-      <w:r>
-        <w:rPr>
-          <w:rFonts w:ascii="Times New Roman" w:hAnsi="Times New Roman" w:cs="Times New Roman"/>
-          <w:color w:val="000000" w:themeColor="text1"/>
-        </w:rPr>
-        <w:t xml:space="preserve">verage spontaneous firing frequency (means ± </w:t>
+        <w:t>Mean</w:t>
+      </w:r>
+      <w:r>
+        <w:rPr>
+          <w:rFonts w:ascii="Times New Roman" w:hAnsi="Times New Roman" w:cs="Times New Roman"/>
+          <w:color w:val="000000" w:themeColor="text1"/>
+        </w:rPr>
+        <w:t xml:space="preserve"> spontaneous firing frequency (mean ± </w:t>
       </w:r>
       <w:r>
         <w:rPr>
@@ -1173,7 +1217,23 @@
           <w:rFonts w:ascii="Times New Roman" w:hAnsi="Times New Roman" w:cs="Times New Roman"/>
           <w:color w:val="000000" w:themeColor="text1"/>
         </w:rPr>
-        <w:t>trials (n = 100).</w:t>
+        <w:t>trials (</w:t>
+      </w:r>
+      <w:r>
+        <w:rPr>
+          <w:rFonts w:ascii="Times New Roman" w:hAnsi="Times New Roman" w:cs="Times New Roman"/>
+          <w:i/>
+          <w:iCs/>
+          <w:color w:val="000000" w:themeColor="text1"/>
+        </w:rPr>
+        <w:t>n</w:t>
+      </w:r>
+      <w:r>
+        <w:rPr>
+          <w:rFonts w:ascii="Times New Roman" w:hAnsi="Times New Roman" w:cs="Times New Roman"/>
+          <w:color w:val="000000" w:themeColor="text1"/>
+        </w:rPr>
+        <w:t xml:space="preserve"> = 100).</w:t>
       </w:r>
     </w:p>
     <w:p>
@@ -1394,43 +1454,50 @@
           <w:rFonts w:ascii="Times New Roman" w:hAnsi="Times New Roman" w:cs="Times New Roman"/>
           <w:color w:val="000000" w:themeColor="text1"/>
         </w:rPr>
+        <w:t xml:space="preserve">change in </w:t>
+      </w:r>
+      <w:r>
+        <w:rPr>
+          <w:rFonts w:ascii="Times New Roman" w:hAnsi="Times New Roman" w:cs="Times New Roman"/>
+          <w:color w:val="000000" w:themeColor="text1"/>
+        </w:rPr>
+        <w:t>voltage</w:t>
+      </w:r>
+      <w:r>
+        <w:rPr>
+          <w:rFonts w:ascii="Times New Roman" w:hAnsi="Times New Roman" w:cs="Times New Roman"/>
+          <w:color w:val="000000" w:themeColor="text1"/>
+        </w:rPr>
+        <w:t xml:space="preserve"> </w:t>
+      </w:r>
+      <w:r>
+        <w:rPr>
+          <w:rFonts w:ascii="Times New Roman" w:hAnsi="Times New Roman" w:cs="Times New Roman"/>
+          <w:color w:val="000000" w:themeColor="text1"/>
+        </w:rPr>
+        <w:t>vs</w:t>
+      </w:r>
+      <w:r>
+        <w:rPr>
+          <w:rFonts w:ascii="Times New Roman" w:hAnsi="Times New Roman" w:cs="Times New Roman"/>
+          <w:color w:val="000000" w:themeColor="text1"/>
+        </w:rPr>
+        <w:t>.</w:t>
+      </w:r>
+      <w:r>
+        <w:rPr>
+          <w:rFonts w:ascii="Times New Roman" w:hAnsi="Times New Roman" w:cs="Times New Roman"/>
+          <w:color w:val="000000" w:themeColor="text1"/>
+        </w:rPr>
+        <w:t xml:space="preserve"> injected current and its linear regression analysis to obtain the corresponding input </w:t>
+      </w:r>
+      <w:r>
+        <w:rPr>
+          <w:rFonts w:ascii="Times New Roman" w:hAnsi="Times New Roman" w:cs="Times New Roman"/>
+          <w:color w:val="000000" w:themeColor="text1"/>
+        </w:rPr>
         <w:lastRenderedPageBreak/>
-        <w:t xml:space="preserve">change in </w:t>
-      </w:r>
-      <w:r>
-        <w:rPr>
-          <w:rFonts w:ascii="Times New Roman" w:hAnsi="Times New Roman" w:cs="Times New Roman"/>
-          <w:color w:val="000000" w:themeColor="text1"/>
-        </w:rPr>
-        <w:t>voltage</w:t>
-      </w:r>
-      <w:r>
-        <w:rPr>
-          <w:rFonts w:ascii="Times New Roman" w:hAnsi="Times New Roman" w:cs="Times New Roman"/>
-          <w:color w:val="000000" w:themeColor="text1"/>
-        </w:rPr>
-        <w:t xml:space="preserve"> </w:t>
-      </w:r>
-      <w:r>
-        <w:rPr>
-          <w:rFonts w:ascii="Times New Roman" w:hAnsi="Times New Roman" w:cs="Times New Roman"/>
-          <w:color w:val="000000" w:themeColor="text1"/>
-        </w:rPr>
-        <w:t>vs</w:t>
-      </w:r>
-      <w:r>
-        <w:rPr>
-          <w:rFonts w:ascii="Times New Roman" w:hAnsi="Times New Roman" w:cs="Times New Roman"/>
-          <w:color w:val="000000" w:themeColor="text1"/>
-        </w:rPr>
-        <w:t>.</w:t>
-      </w:r>
-      <w:r>
-        <w:rPr>
-          <w:rFonts w:ascii="Times New Roman" w:hAnsi="Times New Roman" w:cs="Times New Roman"/>
-          <w:color w:val="000000" w:themeColor="text1"/>
-        </w:rPr>
-        <w:t xml:space="preserve"> injected current and its linear regression analysis to obtain the corresponding input resistance.</w:t>
+        <w:t>resistance.</w:t>
       </w:r>
       <w:r>
         <w:rPr>
@@ -1461,7 +1528,14 @@
           <w:rFonts w:ascii="Times New Roman" w:hAnsi="Times New Roman" w:cs="Times New Roman"/>
           <w:color w:val="000000" w:themeColor="text1"/>
         </w:rPr>
-        <w:t xml:space="preserve">Plot of an action potential recorded from the soma (I) and </w:t>
+        <w:t>Example</w:t>
+      </w:r>
+      <w:r>
+        <w:rPr>
+          <w:rFonts w:ascii="Times New Roman" w:hAnsi="Times New Roman" w:cs="Times New Roman"/>
+          <w:color w:val="000000" w:themeColor="text1"/>
+        </w:rPr>
+        <w:t xml:space="preserve"> action potential recorded from the soma (I) and </w:t>
       </w:r>
       <w:r>
         <w:rPr>
@@ -1572,14 +1646,14 @@
           <w:rFonts w:ascii="Times New Roman" w:hAnsi="Times New Roman" w:cs="Times New Roman"/>
           <w:color w:val="000000" w:themeColor="text1"/>
         </w:rPr>
-        <w:t>A</w:t>
-      </w:r>
-      <w:r>
-        <w:rPr>
-          <w:rFonts w:ascii="Times New Roman" w:hAnsi="Times New Roman" w:cs="Times New Roman"/>
-          <w:color w:val="000000" w:themeColor="text1"/>
-        </w:rPr>
-        <w:t xml:space="preserve">verage spontaneous firing frequency (means ± </w:t>
+        <w:t>Mean</w:t>
+      </w:r>
+      <w:r>
+        <w:rPr>
+          <w:rFonts w:ascii="Times New Roman" w:hAnsi="Times New Roman" w:cs="Times New Roman"/>
+          <w:color w:val="000000" w:themeColor="text1"/>
+        </w:rPr>
+        <w:t xml:space="preserve"> spontaneous firing frequency (mean ± </w:t>
       </w:r>
       <w:r>
         <w:rPr>
@@ -1607,7 +1681,23 @@
           <w:rFonts w:ascii="Times New Roman" w:hAnsi="Times New Roman" w:cs="Times New Roman"/>
           <w:color w:val="000000" w:themeColor="text1"/>
         </w:rPr>
-        <w:t>trials (n = 100).</w:t>
+        <w:t>trials (</w:t>
+      </w:r>
+      <w:r>
+        <w:rPr>
+          <w:rFonts w:ascii="Times New Roman" w:hAnsi="Times New Roman" w:cs="Times New Roman"/>
+          <w:i/>
+          <w:iCs/>
+          <w:color w:val="000000" w:themeColor="text1"/>
+        </w:rPr>
+        <w:t>n</w:t>
+      </w:r>
+      <w:r>
+        <w:rPr>
+          <w:rFonts w:ascii="Times New Roman" w:hAnsi="Times New Roman" w:cs="Times New Roman"/>
+          <w:color w:val="000000" w:themeColor="text1"/>
+        </w:rPr>
+        <w:t xml:space="preserve"> = 100).</w:t>
       </w:r>
     </w:p>
     <w:p>
@@ -1679,7 +1769,14 @@
           <w:rFonts w:ascii="Times New Roman" w:hAnsi="Times New Roman" w:cs="Times New Roman"/>
           <w:color w:val="000000" w:themeColor="text1"/>
         </w:rPr>
-        <w:t xml:space="preserve">1-D </w:t>
+        <w:t>1D</w:t>
+      </w:r>
+      <w:r>
+        <w:rPr>
+          <w:rFonts w:ascii="Times New Roman" w:hAnsi="Times New Roman" w:cs="Times New Roman"/>
+          <w:color w:val="000000" w:themeColor="text1"/>
+        </w:rPr>
+        <w:t>-</w:t>
       </w:r>
       <w:r>
         <w:rPr>
@@ -1721,7 +1818,21 @@
           <w:rFonts w:ascii="Times New Roman" w:hAnsi="Times New Roman" w:cs="Times New Roman"/>
           <w:color w:val="000000" w:themeColor="text1"/>
         </w:rPr>
-        <w:t xml:space="preserve"> for discriminating 2Hz </w:t>
+        <w:t xml:space="preserve"> for discriminating 2</w:t>
+      </w:r>
+      <w:r>
+        <w:rPr>
+          <w:rFonts w:ascii="Times New Roman" w:hAnsi="Times New Roman" w:cs="Times New Roman"/>
+          <w:color w:val="000000" w:themeColor="text1"/>
+        </w:rPr>
+        <w:t xml:space="preserve"> </w:t>
+      </w:r>
+      <w:r>
+        <w:rPr>
+          <w:rFonts w:ascii="Times New Roman" w:hAnsi="Times New Roman" w:cs="Times New Roman"/>
+          <w:color w:val="000000" w:themeColor="text1"/>
+        </w:rPr>
+        <w:t xml:space="preserve">Hz </w:t>
       </w:r>
       <w:r>
         <w:rPr>
@@ -1742,7 +1853,21 @@
           <w:rFonts w:ascii="Times New Roman" w:hAnsi="Times New Roman" w:cs="Times New Roman"/>
           <w:color w:val="000000" w:themeColor="text1"/>
         </w:rPr>
-        <w:t>20Hz</w:t>
+        <w:t>20</w:t>
+      </w:r>
+      <w:r>
+        <w:rPr>
+          <w:rFonts w:ascii="Times New Roman" w:hAnsi="Times New Roman" w:cs="Times New Roman"/>
+          <w:color w:val="000000" w:themeColor="text1"/>
+        </w:rPr>
+        <w:t xml:space="preserve"> </w:t>
+      </w:r>
+      <w:r>
+        <w:rPr>
+          <w:rFonts w:ascii="Times New Roman" w:hAnsi="Times New Roman" w:cs="Times New Roman"/>
+          <w:color w:val="000000" w:themeColor="text1"/>
+        </w:rPr>
+        <w:t>Hz</w:t>
       </w:r>
       <w:r>
         <w:rPr>
@@ -1779,7 +1904,21 @@
           <w:rFonts w:ascii="Times New Roman" w:hAnsi="Times New Roman" w:cs="Times New Roman"/>
           <w:color w:val="000000" w:themeColor="text1"/>
         </w:rPr>
-        <w:t xml:space="preserve"> (0–2s) firing activity of</w:t>
+        <w:t xml:space="preserve"> (0–2</w:t>
+      </w:r>
+      <w:r>
+        <w:rPr>
+          <w:rFonts w:ascii="Times New Roman" w:hAnsi="Times New Roman" w:cs="Times New Roman"/>
+          <w:color w:val="000000" w:themeColor="text1"/>
+        </w:rPr>
+        <w:t xml:space="preserve"> </w:t>
+      </w:r>
+      <w:r>
+        <w:rPr>
+          <w:rFonts w:ascii="Times New Roman" w:hAnsi="Times New Roman" w:cs="Times New Roman"/>
+          <w:color w:val="000000" w:themeColor="text1"/>
+        </w:rPr>
+        <w:t>s) firing activity of</w:t>
       </w:r>
       <w:r>
         <w:rPr>
@@ -2066,6 +2205,13 @@
           <w:rFonts w:ascii="Times New Roman" w:hAnsi="Times New Roman" w:cs="Times New Roman"/>
           <w:color w:val="000000" w:themeColor="text1"/>
         </w:rPr>
+        <w:t xml:space="preserve">baseline </w:t>
+      </w:r>
+      <w:r>
+        <w:rPr>
+          <w:rFonts w:ascii="Times New Roman" w:hAnsi="Times New Roman" w:cs="Times New Roman"/>
+          <w:color w:val="000000" w:themeColor="text1"/>
+        </w:rPr>
         <w:t xml:space="preserve">activity </w:t>
       </w:r>
       <w:r>
@@ -2073,14 +2219,90 @@
           <w:rFonts w:ascii="Times New Roman" w:hAnsi="Times New Roman" w:cs="Times New Roman"/>
           <w:color w:val="000000" w:themeColor="text1"/>
         </w:rPr>
-        <w:t>was statistically compared to chance-level decoding (shuffle condition) using a two-tailed t-test (p &lt; 0.05</w:t>
-      </w:r>
-      <w:r>
-        <w:rPr>
-          <w:rFonts w:ascii="Times New Roman" w:hAnsi="Times New Roman" w:cs="Times New Roman"/>
-          <w:color w:val="000000" w:themeColor="text1"/>
-        </w:rPr>
-        <w:t>, n = 144</w:t>
+        <w:t xml:space="preserve">was statistically compared </w:t>
+      </w:r>
+      <w:r>
+        <w:rPr>
+          <w:rFonts w:ascii="Times New Roman" w:hAnsi="Times New Roman" w:cs="Times New Roman"/>
+          <w:color w:val="000000" w:themeColor="text1"/>
+        </w:rPr>
+        <w:t>with</w:t>
+      </w:r>
+      <w:r>
+        <w:rPr>
+          <w:rFonts w:ascii="Times New Roman" w:hAnsi="Times New Roman" w:cs="Times New Roman"/>
+          <w:color w:val="000000" w:themeColor="text1"/>
+        </w:rPr>
+        <w:t xml:space="preserve"> chance-level decoding (shuffle con</w:t>
+      </w:r>
+      <w:r>
+        <w:rPr>
+          <w:rFonts w:ascii="Times New Roman" w:hAnsi="Times New Roman" w:cs="Times New Roman"/>
+          <w:color w:val="000000" w:themeColor="text1"/>
+        </w:rPr>
+        <w:t>trol</w:t>
+      </w:r>
+      <w:r>
+        <w:rPr>
+          <w:rFonts w:ascii="Times New Roman" w:hAnsi="Times New Roman" w:cs="Times New Roman"/>
+          <w:color w:val="000000" w:themeColor="text1"/>
+        </w:rPr>
+        <w:t xml:space="preserve">) using a two-tailed </w:t>
+      </w:r>
+      <w:r>
+        <w:rPr>
+          <w:rFonts w:ascii="Times New Roman" w:hAnsi="Times New Roman" w:cs="Times New Roman"/>
+          <w:i/>
+          <w:iCs/>
+          <w:color w:val="000000" w:themeColor="text1"/>
+        </w:rPr>
+        <w:t>t</w:t>
+      </w:r>
+      <w:r>
+        <w:rPr>
+          <w:rFonts w:ascii="Times New Roman" w:hAnsi="Times New Roman" w:cs="Times New Roman"/>
+          <w:color w:val="000000" w:themeColor="text1"/>
+        </w:rPr>
+        <w:t>-test (</w:t>
+      </w:r>
+      <w:r>
+        <w:rPr>
+          <w:rFonts w:ascii="Times New Roman" w:hAnsi="Times New Roman" w:cs="Times New Roman"/>
+          <w:i/>
+          <w:iCs/>
+          <w:color w:val="000000" w:themeColor="text1"/>
+        </w:rPr>
+        <w:t>p</w:t>
+      </w:r>
+      <w:r>
+        <w:rPr>
+          <w:rFonts w:ascii="Times New Roman" w:hAnsi="Times New Roman" w:cs="Times New Roman"/>
+          <w:color w:val="000000" w:themeColor="text1"/>
+        </w:rPr>
+        <w:t xml:space="preserve"> &lt; 0.05</w:t>
+      </w:r>
+      <w:r>
+        <w:rPr>
+          <w:rFonts w:ascii="Times New Roman" w:hAnsi="Times New Roman" w:cs="Times New Roman"/>
+          <w:color w:val="000000" w:themeColor="text1"/>
+        </w:rPr>
+        <w:t xml:space="preserve">, </w:t>
+      </w:r>
+      <w:r>
+        <w:rPr>
+          <w:rFonts w:ascii="Times New Roman" w:hAnsi="Times New Roman" w:cs="Times New Roman"/>
+          <w:i/>
+          <w:iCs/>
+          <w:color w:val="000000" w:themeColor="text1"/>
+        </w:rPr>
+        <w:t>n</w:t>
+      </w:r>
+      <w:r>
+        <w:rPr>
+          <w:rFonts w:ascii="Times New Roman" w:hAnsi="Times New Roman" w:cs="Times New Roman"/>
+          <w:color w:val="000000" w:themeColor="text1"/>
+        </w:rPr>
+        <w:t xml:space="preserve"> = 144</w:t>
       </w:r>
       <w:r>
         <w:rPr>
@@ -2175,14 +2397,28 @@
           <w:rFonts w:ascii="Times New Roman" w:hAnsi="Times New Roman" w:cs="Times New Roman"/>
           <w:color w:val="000000" w:themeColor="text1"/>
         </w:rPr>
-        <w:t xml:space="preserve">. Mean classification accuracy </w:t>
-      </w:r>
-      <w:r>
-        <w:rPr>
-          <w:rFonts w:ascii="Times New Roman" w:hAnsi="Times New Roman" w:cs="Times New Roman"/>
-          <w:color w:val="000000" w:themeColor="text1"/>
-        </w:rPr>
-        <w:t>of</w:t>
+        <w:t>.</w:t>
+      </w:r>
+      <w:r>
+        <w:rPr>
+          <w:rFonts w:ascii="Times New Roman" w:hAnsi="Times New Roman" w:cs="Times New Roman"/>
+          <w:color w:val="000000" w:themeColor="text1"/>
+        </w:rPr>
+        <w:t xml:space="preserve"> </w:t>
+      </w:r>
+      <w:r>
+        <w:rPr>
+          <w:rFonts w:ascii="Times New Roman" w:hAnsi="Times New Roman" w:cs="Times New Roman"/>
+          <w:color w:val="000000" w:themeColor="text1"/>
+        </w:rPr>
+        <w:t xml:space="preserve">Mean classification accuracy </w:t>
+      </w:r>
+      <w:r>
+        <w:rPr>
+          <w:rFonts w:ascii="Times New Roman" w:hAnsi="Times New Roman" w:cs="Times New Roman"/>
+          <w:color w:val="000000" w:themeColor="text1"/>
+        </w:rPr>
+        <w:t>for</w:t>
       </w:r>
       <w:r>
         <w:rPr>
@@ -2205,7 +2441,21 @@
           <w:rFonts w:ascii="Times New Roman" w:hAnsi="Times New Roman" w:cs="Times New Roman"/>
           <w:color w:val="000000" w:themeColor="text1"/>
         </w:rPr>
-        <w:t xml:space="preserve"> frequency discrimination (2Hz vs</w:t>
+        <w:t xml:space="preserve"> frequency discrimination (2</w:t>
+      </w:r>
+      <w:r>
+        <w:rPr>
+          <w:rFonts w:ascii="Times New Roman" w:hAnsi="Times New Roman" w:cs="Times New Roman"/>
+          <w:color w:val="000000" w:themeColor="text1"/>
+        </w:rPr>
+        <w:t xml:space="preserve"> </w:t>
+      </w:r>
+      <w:r>
+        <w:rPr>
+          <w:rFonts w:ascii="Times New Roman" w:hAnsi="Times New Roman" w:cs="Times New Roman"/>
+          <w:color w:val="000000" w:themeColor="text1"/>
+        </w:rPr>
+        <w:t>Hz vs</w:t>
       </w:r>
       <w:r>
         <w:rPr>
@@ -2219,7 +2469,21 @@
           <w:rFonts w:ascii="Times New Roman" w:hAnsi="Times New Roman" w:cs="Times New Roman"/>
           <w:color w:val="000000" w:themeColor="text1"/>
         </w:rPr>
-        <w:t xml:space="preserve"> 20Hz) for </w:t>
+        <w:t xml:space="preserve"> 20</w:t>
+      </w:r>
+      <w:r>
+        <w:rPr>
+          <w:rFonts w:ascii="Times New Roman" w:hAnsi="Times New Roman" w:cs="Times New Roman"/>
+          <w:color w:val="000000" w:themeColor="text1"/>
+        </w:rPr>
+        <w:t xml:space="preserve"> </w:t>
+      </w:r>
+      <w:r>
+        <w:rPr>
+          <w:rFonts w:ascii="Times New Roman" w:hAnsi="Times New Roman" w:cs="Times New Roman"/>
+          <w:color w:val="000000" w:themeColor="text1"/>
+        </w:rPr>
+        <w:t xml:space="preserve">Hz) for </w:t>
       </w:r>
       <w:proofErr w:type="spellStart"/>
       <w:r>
@@ -2249,7 +2513,7 @@
           <w:rFonts w:ascii="Times New Roman" w:hAnsi="Times New Roman" w:cs="Times New Roman"/>
           <w:color w:val="000000" w:themeColor="text1"/>
         </w:rPr>
-        <w:t>us</w:t>
+        <w:t>i</w:t>
       </w:r>
       <w:r>
         <w:rPr>
@@ -2312,63 +2576,266 @@
           <w:rFonts w:ascii="Times New Roman" w:hAnsi="Times New Roman" w:cs="Times New Roman"/>
           <w:color w:val="000000" w:themeColor="text1"/>
         </w:rPr>
-        <w:t>for all the different networks; without F</w:t>
-      </w:r>
-      <w:r>
-        <w:rPr>
-          <w:rFonts w:ascii="Times New Roman" w:hAnsi="Times New Roman" w:cs="Times New Roman"/>
-          <w:color w:val="000000" w:themeColor="text1"/>
-        </w:rPr>
-        <w:t>F</w:t>
-      </w:r>
-      <w:r>
-        <w:rPr>
-          <w:rFonts w:ascii="Times New Roman" w:hAnsi="Times New Roman" w:cs="Times New Roman"/>
-          <w:color w:val="000000" w:themeColor="text1"/>
-        </w:rPr>
-        <w:t>-PYR connections (Wo F</w:t>
-      </w:r>
-      <w:r>
-        <w:rPr>
-          <w:rFonts w:ascii="Times New Roman" w:hAnsi="Times New Roman" w:cs="Times New Roman"/>
-          <w:color w:val="000000" w:themeColor="text1"/>
-        </w:rPr>
-        <w:t>F</w:t>
-      </w:r>
-      <w:r>
-        <w:rPr>
-          <w:rFonts w:ascii="Times New Roman" w:hAnsi="Times New Roman" w:cs="Times New Roman"/>
-          <w:color w:val="000000" w:themeColor="text1"/>
-        </w:rPr>
-        <w:t>-PYR), without F</w:t>
-      </w:r>
-      <w:r>
-        <w:rPr>
-          <w:rFonts w:ascii="Times New Roman" w:hAnsi="Times New Roman" w:cs="Times New Roman"/>
-          <w:color w:val="000000" w:themeColor="text1"/>
-        </w:rPr>
-        <w:t>B</w:t>
-      </w:r>
-      <w:r>
-        <w:rPr>
-          <w:rFonts w:ascii="Times New Roman" w:hAnsi="Times New Roman" w:cs="Times New Roman"/>
-          <w:color w:val="000000" w:themeColor="text1"/>
-        </w:rPr>
-        <w:t>-PYR connections (Wo F</w:t>
-      </w:r>
-      <w:r>
-        <w:rPr>
-          <w:rFonts w:ascii="Times New Roman" w:hAnsi="Times New Roman" w:cs="Times New Roman"/>
-          <w:color w:val="000000" w:themeColor="text1"/>
-        </w:rPr>
-        <w:t>B</w:t>
-      </w:r>
-      <w:r>
-        <w:rPr>
-          <w:rFonts w:ascii="Times New Roman" w:hAnsi="Times New Roman" w:cs="Times New Roman"/>
-          <w:color w:val="000000" w:themeColor="text1"/>
-        </w:rPr>
-        <w:t>-PYR), without FF-FF connections (Wo FF-FF), without FB-FB connections (Wo FB-FB), without FF-FF &amp; FB-FB connections (Wo FF-FF</w:t>
+        <w:t xml:space="preserve">for </w:t>
+      </w:r>
+      <w:r>
+        <w:rPr>
+          <w:rFonts w:ascii="Times New Roman" w:hAnsi="Times New Roman" w:cs="Times New Roman"/>
+          <w:color w:val="000000" w:themeColor="text1"/>
+        </w:rPr>
+        <w:t>the following</w:t>
+      </w:r>
+      <w:r>
+        <w:rPr>
+          <w:rFonts w:ascii="Times New Roman" w:hAnsi="Times New Roman" w:cs="Times New Roman"/>
+          <w:color w:val="000000" w:themeColor="text1"/>
+        </w:rPr>
+        <w:t xml:space="preserve"> network</w:t>
+      </w:r>
+      <w:r>
+        <w:rPr>
+          <w:rFonts w:ascii="Times New Roman" w:hAnsi="Times New Roman" w:cs="Times New Roman"/>
+          <w:color w:val="000000" w:themeColor="text1"/>
+        </w:rPr>
+        <w:t xml:space="preserve"> configurations</w:t>
+      </w:r>
+      <w:r>
+        <w:rPr>
+          <w:rFonts w:ascii="Times New Roman" w:hAnsi="Times New Roman" w:cs="Times New Roman"/>
+          <w:color w:val="000000" w:themeColor="text1"/>
+        </w:rPr>
+        <w:t xml:space="preserve">: </w:t>
+      </w:r>
+      <w:r>
+        <w:rPr>
+          <w:rFonts w:ascii="Times New Roman" w:hAnsi="Times New Roman" w:cs="Times New Roman"/>
+          <w:color w:val="000000" w:themeColor="text1"/>
+        </w:rPr>
+        <w:t xml:space="preserve">without </w:t>
+      </w:r>
+      <w:r>
+        <w:rPr>
+          <w:rFonts w:ascii="Times New Roman" w:hAnsi="Times New Roman" w:cs="Times New Roman"/>
+          <w:color w:val="000000" w:themeColor="text1"/>
+        </w:rPr>
+        <w:t>FF–PYR</w:t>
+      </w:r>
+      <w:r>
+        <w:rPr>
+          <w:rFonts w:ascii="Times New Roman" w:hAnsi="Times New Roman" w:cs="Times New Roman"/>
+          <w:color w:val="000000" w:themeColor="text1"/>
+        </w:rPr>
+        <w:t xml:space="preserve"> connections (W</w:t>
+      </w:r>
+      <w:r>
+        <w:rPr>
+          <w:rFonts w:ascii="Times New Roman" w:hAnsi="Times New Roman" w:cs="Times New Roman"/>
+          <w:color w:val="000000" w:themeColor="text1"/>
+        </w:rPr>
+        <w:t>/</w:t>
+      </w:r>
+      <w:r>
+        <w:rPr>
+          <w:rFonts w:ascii="Times New Roman" w:hAnsi="Times New Roman" w:cs="Times New Roman"/>
+          <w:color w:val="000000" w:themeColor="text1"/>
+        </w:rPr>
+        <w:t xml:space="preserve">o </w:t>
+      </w:r>
+      <w:r>
+        <w:rPr>
+          <w:rFonts w:ascii="Times New Roman" w:hAnsi="Times New Roman" w:cs="Times New Roman"/>
+          <w:color w:val="000000" w:themeColor="text1"/>
+        </w:rPr>
+        <w:t>FF–PYR</w:t>
+      </w:r>
+      <w:r>
+        <w:rPr>
+          <w:rFonts w:ascii="Times New Roman" w:hAnsi="Times New Roman" w:cs="Times New Roman"/>
+          <w:color w:val="000000" w:themeColor="text1"/>
+        </w:rPr>
+        <w:t xml:space="preserve">), without </w:t>
+      </w:r>
+      <w:r>
+        <w:rPr>
+          <w:rFonts w:ascii="Times New Roman" w:hAnsi="Times New Roman" w:cs="Times New Roman"/>
+          <w:color w:val="000000" w:themeColor="text1"/>
+        </w:rPr>
+        <w:t>FB–PYR</w:t>
+      </w:r>
+      <w:r>
+        <w:rPr>
+          <w:rFonts w:ascii="Times New Roman" w:hAnsi="Times New Roman" w:cs="Times New Roman"/>
+          <w:color w:val="000000" w:themeColor="text1"/>
+        </w:rPr>
+        <w:t xml:space="preserve"> connections (W</w:t>
+      </w:r>
+      <w:r>
+        <w:rPr>
+          <w:rFonts w:ascii="Times New Roman" w:hAnsi="Times New Roman" w:cs="Times New Roman"/>
+          <w:color w:val="000000" w:themeColor="text1"/>
+        </w:rPr>
+        <w:t>/</w:t>
+      </w:r>
+      <w:r>
+        <w:rPr>
+          <w:rFonts w:ascii="Times New Roman" w:hAnsi="Times New Roman" w:cs="Times New Roman"/>
+          <w:color w:val="000000" w:themeColor="text1"/>
+        </w:rPr>
+        <w:t>o</w:t>
+      </w:r>
+      <w:r>
+        <w:rPr>
+          <w:rFonts w:ascii="Times New Roman" w:hAnsi="Times New Roman" w:cs="Times New Roman"/>
+          <w:color w:val="000000" w:themeColor="text1"/>
+        </w:rPr>
+        <w:t xml:space="preserve"> </w:t>
+      </w:r>
+      <w:r>
+        <w:rPr>
+          <w:rFonts w:ascii="Times New Roman" w:hAnsi="Times New Roman" w:cs="Times New Roman"/>
+          <w:color w:val="000000" w:themeColor="text1"/>
+        </w:rPr>
+        <w:t>FB–PYR</w:t>
+      </w:r>
+      <w:r>
+        <w:rPr>
+          <w:rFonts w:ascii="Times New Roman" w:hAnsi="Times New Roman" w:cs="Times New Roman"/>
+          <w:color w:val="000000" w:themeColor="text1"/>
+        </w:rPr>
+        <w:t xml:space="preserve">), without </w:t>
+      </w:r>
+      <w:r>
+        <w:rPr>
+          <w:rFonts w:ascii="Times New Roman" w:hAnsi="Times New Roman" w:cs="Times New Roman"/>
+          <w:color w:val="000000" w:themeColor="text1"/>
+        </w:rPr>
+        <w:t>FF–FF</w:t>
+      </w:r>
+      <w:r>
+        <w:rPr>
+          <w:rFonts w:ascii="Times New Roman" w:hAnsi="Times New Roman" w:cs="Times New Roman"/>
+          <w:color w:val="000000" w:themeColor="text1"/>
+        </w:rPr>
+        <w:t xml:space="preserve"> connections (W</w:t>
+      </w:r>
+      <w:r>
+        <w:rPr>
+          <w:rFonts w:ascii="Times New Roman" w:hAnsi="Times New Roman" w:cs="Times New Roman"/>
+          <w:color w:val="000000" w:themeColor="text1"/>
+        </w:rPr>
+        <w:t>/</w:t>
+      </w:r>
+      <w:r>
+        <w:rPr>
+          <w:rFonts w:ascii="Times New Roman" w:hAnsi="Times New Roman" w:cs="Times New Roman"/>
+          <w:color w:val="000000" w:themeColor="text1"/>
+        </w:rPr>
+        <w:t xml:space="preserve">o </w:t>
+      </w:r>
+      <w:r>
+        <w:rPr>
+          <w:rFonts w:ascii="Times New Roman" w:hAnsi="Times New Roman" w:cs="Times New Roman"/>
+          <w:color w:val="000000" w:themeColor="text1"/>
+        </w:rPr>
+        <w:t>FF–FF</w:t>
+      </w:r>
+      <w:r>
+        <w:rPr>
+          <w:rFonts w:ascii="Times New Roman" w:hAnsi="Times New Roman" w:cs="Times New Roman"/>
+          <w:color w:val="000000" w:themeColor="text1"/>
+        </w:rPr>
+        <w:t xml:space="preserve">), without </w:t>
+      </w:r>
+      <w:r>
+        <w:rPr>
+          <w:rFonts w:ascii="Times New Roman" w:hAnsi="Times New Roman" w:cs="Times New Roman"/>
+          <w:color w:val="000000" w:themeColor="text1"/>
+        </w:rPr>
+        <w:t>FB–FB</w:t>
+      </w:r>
+      <w:r>
+        <w:rPr>
+          <w:rFonts w:ascii="Times New Roman" w:hAnsi="Times New Roman" w:cs="Times New Roman"/>
+          <w:color w:val="000000" w:themeColor="text1"/>
+        </w:rPr>
+        <w:t xml:space="preserve"> connections (W</w:t>
+      </w:r>
+      <w:r>
+        <w:rPr>
+          <w:rFonts w:ascii="Times New Roman" w:hAnsi="Times New Roman" w:cs="Times New Roman"/>
+          <w:color w:val="000000" w:themeColor="text1"/>
+        </w:rPr>
+        <w:t>/</w:t>
+      </w:r>
+      <w:r>
+        <w:rPr>
+          <w:rFonts w:ascii="Times New Roman" w:hAnsi="Times New Roman" w:cs="Times New Roman"/>
+          <w:color w:val="000000" w:themeColor="text1"/>
+        </w:rPr>
+        <w:t xml:space="preserve">o </w:t>
+      </w:r>
+      <w:r>
+        <w:rPr>
+          <w:rFonts w:ascii="Times New Roman" w:hAnsi="Times New Roman" w:cs="Times New Roman"/>
+          <w:color w:val="000000" w:themeColor="text1"/>
+        </w:rPr>
+        <w:t>FB–FB</w:t>
+      </w:r>
+      <w:r>
+        <w:rPr>
+          <w:rFonts w:ascii="Times New Roman" w:hAnsi="Times New Roman" w:cs="Times New Roman"/>
+          <w:color w:val="000000" w:themeColor="text1"/>
+        </w:rPr>
+        <w:t xml:space="preserve">), without </w:t>
+      </w:r>
+      <w:r>
+        <w:rPr>
+          <w:rFonts w:ascii="Times New Roman" w:hAnsi="Times New Roman" w:cs="Times New Roman"/>
+          <w:color w:val="000000" w:themeColor="text1"/>
+        </w:rPr>
+        <w:t>FF–FF</w:t>
+      </w:r>
+      <w:r>
+        <w:rPr>
+          <w:rFonts w:ascii="Times New Roman" w:hAnsi="Times New Roman" w:cs="Times New Roman"/>
+          <w:color w:val="000000" w:themeColor="text1"/>
+        </w:rPr>
+        <w:t xml:space="preserve"> &amp; </w:t>
+      </w:r>
+      <w:r>
+        <w:rPr>
+          <w:rFonts w:ascii="Times New Roman" w:hAnsi="Times New Roman" w:cs="Times New Roman"/>
+          <w:color w:val="000000" w:themeColor="text1"/>
+        </w:rPr>
+        <w:t>FB–FB</w:t>
+      </w:r>
+      <w:r>
+        <w:rPr>
+          <w:rFonts w:ascii="Times New Roman" w:hAnsi="Times New Roman" w:cs="Times New Roman"/>
+          <w:color w:val="000000" w:themeColor="text1"/>
+        </w:rPr>
+        <w:t xml:space="preserve"> connections (W</w:t>
+      </w:r>
+      <w:r>
+        <w:rPr>
+          <w:rFonts w:ascii="Times New Roman" w:hAnsi="Times New Roman" w:cs="Times New Roman"/>
+          <w:color w:val="000000" w:themeColor="text1"/>
+        </w:rPr>
+        <w:t>/</w:t>
+      </w:r>
+      <w:r>
+        <w:rPr>
+          <w:rFonts w:ascii="Times New Roman" w:hAnsi="Times New Roman" w:cs="Times New Roman"/>
+          <w:color w:val="000000" w:themeColor="text1"/>
+        </w:rPr>
+        <w:t xml:space="preserve">o </w:t>
+      </w:r>
+      <w:r>
+        <w:rPr>
+          <w:rFonts w:ascii="Times New Roman" w:hAnsi="Times New Roman" w:cs="Times New Roman"/>
+          <w:color w:val="000000" w:themeColor="text1"/>
+        </w:rPr>
+        <w:t>FF–FF</w:t>
       </w:r>
       <w:r>
         <w:rPr>
@@ -2396,7 +2863,7 @@
           <w:rFonts w:ascii="Times New Roman" w:hAnsi="Times New Roman" w:cs="Times New Roman"/>
           <w:color w:val="000000" w:themeColor="text1"/>
         </w:rPr>
-        <w:t>FB-FB) and without PYR-PYR connections (Wo PYR-PYR) (Top to Bottom)</w:t>
+        <w:t>FB–FB</w:t>
       </w:r>
       <w:r>
         <w:rPr>
@@ -2410,7 +2877,119 @@
           <w:rFonts w:ascii="Times New Roman" w:hAnsi="Times New Roman" w:cs="Times New Roman"/>
           <w:color w:val="000000" w:themeColor="text1"/>
         </w:rPr>
-        <w:t>. The accuracy plot for the control network has been re-plotted in all the graphs for visual appreciation.</w:t>
+        <w:t>,</w:t>
+      </w:r>
+      <w:r>
+        <w:rPr>
+          <w:rFonts w:ascii="Times New Roman" w:hAnsi="Times New Roman" w:cs="Times New Roman"/>
+          <w:color w:val="000000" w:themeColor="text1"/>
+        </w:rPr>
+        <w:t xml:space="preserve"> and without </w:t>
+      </w:r>
+      <w:r>
+        <w:rPr>
+          <w:rFonts w:ascii="Times New Roman" w:hAnsi="Times New Roman" w:cs="Times New Roman"/>
+          <w:color w:val="000000" w:themeColor="text1"/>
+        </w:rPr>
+        <w:t>PYR–PYR</w:t>
+      </w:r>
+      <w:r>
+        <w:rPr>
+          <w:rFonts w:ascii="Times New Roman" w:hAnsi="Times New Roman" w:cs="Times New Roman"/>
+          <w:color w:val="000000" w:themeColor="text1"/>
+        </w:rPr>
+        <w:t xml:space="preserve"> connections (W</w:t>
+      </w:r>
+      <w:r>
+        <w:rPr>
+          <w:rFonts w:ascii="Times New Roman" w:hAnsi="Times New Roman" w:cs="Times New Roman"/>
+          <w:color w:val="000000" w:themeColor="text1"/>
+        </w:rPr>
+        <w:t>/</w:t>
+      </w:r>
+      <w:r>
+        <w:rPr>
+          <w:rFonts w:ascii="Times New Roman" w:hAnsi="Times New Roman" w:cs="Times New Roman"/>
+          <w:color w:val="000000" w:themeColor="text1"/>
+        </w:rPr>
+        <w:t xml:space="preserve">o </w:t>
+      </w:r>
+      <w:r>
+        <w:rPr>
+          <w:rFonts w:ascii="Times New Roman" w:hAnsi="Times New Roman" w:cs="Times New Roman"/>
+          <w:color w:val="000000" w:themeColor="text1"/>
+        </w:rPr>
+        <w:t>PYR–PYR</w:t>
+      </w:r>
+      <w:r>
+        <w:rPr>
+          <w:rFonts w:ascii="Times New Roman" w:hAnsi="Times New Roman" w:cs="Times New Roman"/>
+          <w:color w:val="000000" w:themeColor="text1"/>
+        </w:rPr>
+        <w:t>) (</w:t>
+      </w:r>
+      <w:r>
+        <w:rPr>
+          <w:rFonts w:ascii="Times New Roman" w:hAnsi="Times New Roman" w:cs="Times New Roman"/>
+          <w:color w:val="000000" w:themeColor="text1"/>
+        </w:rPr>
+        <w:t>t</w:t>
+      </w:r>
+      <w:r>
+        <w:rPr>
+          <w:rFonts w:ascii="Times New Roman" w:hAnsi="Times New Roman" w:cs="Times New Roman"/>
+          <w:color w:val="000000" w:themeColor="text1"/>
+        </w:rPr>
+        <w:t xml:space="preserve">op to </w:t>
+      </w:r>
+      <w:r>
+        <w:rPr>
+          <w:rFonts w:ascii="Times New Roman" w:hAnsi="Times New Roman" w:cs="Times New Roman"/>
+          <w:color w:val="000000" w:themeColor="text1"/>
+        </w:rPr>
+        <w:t>b</w:t>
+      </w:r>
+      <w:r>
+        <w:rPr>
+          <w:rFonts w:ascii="Times New Roman" w:hAnsi="Times New Roman" w:cs="Times New Roman"/>
+          <w:color w:val="000000" w:themeColor="text1"/>
+        </w:rPr>
+        <w:t xml:space="preserve">ottom). </w:t>
+      </w:r>
+      <w:r>
+        <w:rPr>
+          <w:rFonts w:ascii="Times New Roman" w:hAnsi="Times New Roman" w:cs="Times New Roman"/>
+          <w:color w:val="000000" w:themeColor="text1"/>
+        </w:rPr>
+        <w:t xml:space="preserve">The accuracy plot for the control network is </w:t>
+      </w:r>
+      <w:r>
+        <w:rPr>
+          <w:rFonts w:ascii="Times New Roman" w:hAnsi="Times New Roman" w:cs="Times New Roman"/>
+          <w:color w:val="000000" w:themeColor="text1"/>
+        </w:rPr>
+        <w:t>shown</w:t>
+      </w:r>
+      <w:r>
+        <w:rPr>
+          <w:rFonts w:ascii="Times New Roman" w:hAnsi="Times New Roman" w:cs="Times New Roman"/>
+          <w:color w:val="000000" w:themeColor="text1"/>
+        </w:rPr>
+        <w:t xml:space="preserve"> in all panels for visual </w:t>
+      </w:r>
+      <w:r>
+        <w:rPr>
+          <w:rFonts w:ascii="Times New Roman" w:hAnsi="Times New Roman" w:cs="Times New Roman"/>
+          <w:color w:val="000000" w:themeColor="text1"/>
+        </w:rPr>
+        <w:t>comparison</w:t>
+      </w:r>
+      <w:r>
+        <w:rPr>
+          <w:rFonts w:ascii="Times New Roman" w:hAnsi="Times New Roman" w:cs="Times New Roman"/>
+          <w:color w:val="000000" w:themeColor="text1"/>
+        </w:rPr>
+        <w:t>.</w:t>
       </w:r>
     </w:p>
     <w:p>
@@ -2468,7 +3047,7 @@
           <w:rFonts w:ascii="Times New Roman" w:hAnsi="Times New Roman" w:cs="Times New Roman"/>
           <w:color w:val="000000" w:themeColor="text1"/>
         </w:rPr>
-        <w:t xml:space="preserve">1-D </w:t>
+        <w:t xml:space="preserve">1D </w:t>
       </w:r>
       <w:r>
         <w:rPr>
@@ -2524,7 +3103,21 @@
           <w:rFonts w:ascii="Times New Roman" w:hAnsi="Times New Roman" w:cs="Times New Roman"/>
           <w:color w:val="000000" w:themeColor="text1"/>
         </w:rPr>
-        <w:t xml:space="preserve"> (CNN; bl</w:t>
+        <w:t xml:space="preserve"> (</w:t>
+      </w:r>
+      <w:r>
+        <w:rPr>
+          <w:rFonts w:ascii="Times New Roman" w:hAnsi="Times New Roman" w:cs="Times New Roman"/>
+          <w:color w:val="000000" w:themeColor="text1"/>
+        </w:rPr>
+        <w:t>1D-</w:t>
+      </w:r>
+      <w:r>
+        <w:rPr>
+          <w:rFonts w:ascii="Times New Roman" w:hAnsi="Times New Roman" w:cs="Times New Roman"/>
+          <w:color w:val="000000" w:themeColor="text1"/>
+        </w:rPr>
+        <w:t>CNN; bl</w:t>
       </w:r>
       <w:r>
         <w:rPr>
@@ -2594,112 +3187,129 @@
           <w:rFonts w:ascii="Times New Roman" w:hAnsi="Times New Roman" w:cs="Times New Roman"/>
           <w:color w:val="000000" w:themeColor="text1"/>
         </w:rPr>
+        <w:t>green</w:t>
+      </w:r>
+      <w:r>
+        <w:rPr>
+          <w:rFonts w:ascii="Times New Roman" w:hAnsi="Times New Roman" w:cs="Times New Roman"/>
+          <w:color w:val="000000" w:themeColor="text1"/>
+        </w:rPr>
+        <w:t xml:space="preserve">) in decoding </w:t>
+      </w:r>
+      <w:proofErr w:type="spellStart"/>
+      <w:r>
+        <w:rPr>
+          <w:rFonts w:ascii="Times New Roman" w:hAnsi="Times New Roman" w:cs="Times New Roman"/>
+          <w:color w:val="000000" w:themeColor="text1"/>
+        </w:rPr>
+        <w:t>odor</w:t>
+      </w:r>
+      <w:proofErr w:type="spellEnd"/>
+      <w:r>
+        <w:rPr>
+          <w:rFonts w:ascii="Times New Roman" w:hAnsi="Times New Roman" w:cs="Times New Roman"/>
+          <w:color w:val="000000" w:themeColor="text1"/>
+        </w:rPr>
+        <w:t xml:space="preserve"> stimulation frequency (2</w:t>
+      </w:r>
+      <w:r>
+        <w:rPr>
+          <w:rFonts w:ascii="Times New Roman" w:hAnsi="Times New Roman" w:cs="Times New Roman"/>
+          <w:color w:val="000000" w:themeColor="text1"/>
+        </w:rPr>
+        <w:t xml:space="preserve"> </w:t>
+      </w:r>
+      <w:r>
+        <w:rPr>
+          <w:rFonts w:ascii="Times New Roman" w:hAnsi="Times New Roman" w:cs="Times New Roman"/>
+          <w:color w:val="000000" w:themeColor="text1"/>
+        </w:rPr>
+        <w:t>Hz vs</w:t>
+      </w:r>
+      <w:r>
+        <w:rPr>
+          <w:rFonts w:ascii="Times New Roman" w:hAnsi="Times New Roman" w:cs="Times New Roman"/>
+          <w:color w:val="000000" w:themeColor="text1"/>
+        </w:rPr>
+        <w:t>.</w:t>
+      </w:r>
+      <w:r>
+        <w:rPr>
+          <w:rFonts w:ascii="Times New Roman" w:hAnsi="Times New Roman" w:cs="Times New Roman"/>
+          <w:color w:val="000000" w:themeColor="text1"/>
+        </w:rPr>
+        <w:t xml:space="preserve"> 20</w:t>
+      </w:r>
+      <w:r>
+        <w:rPr>
+          <w:rFonts w:ascii="Times New Roman" w:hAnsi="Times New Roman" w:cs="Times New Roman"/>
+          <w:color w:val="000000" w:themeColor="text1"/>
+        </w:rPr>
+        <w:t xml:space="preserve"> </w:t>
+      </w:r>
+      <w:r>
+        <w:rPr>
+          <w:rFonts w:ascii="Times New Roman" w:hAnsi="Times New Roman" w:cs="Times New Roman"/>
+          <w:color w:val="000000" w:themeColor="text1"/>
+        </w:rPr>
+        <w:t xml:space="preserve">Hz) for </w:t>
+      </w:r>
+      <w:r>
+        <w:rPr>
+          <w:rFonts w:ascii="Times New Roman" w:hAnsi="Times New Roman" w:cs="Times New Roman"/>
+          <w:color w:val="000000" w:themeColor="text1"/>
+        </w:rPr>
+        <w:t>stimulus</w:t>
+      </w:r>
+      <w:r>
+        <w:rPr>
+          <w:rFonts w:ascii="Times New Roman" w:hAnsi="Times New Roman" w:cs="Times New Roman"/>
+          <w:color w:val="000000" w:themeColor="text1"/>
+        </w:rPr>
+        <w:t xml:space="preserve"> </w:t>
+      </w:r>
+      <w:r>
+        <w:rPr>
+          <w:rFonts w:ascii="Times New Roman" w:hAnsi="Times New Roman" w:cs="Times New Roman"/>
+          <w:color w:val="000000" w:themeColor="text1"/>
+        </w:rPr>
+        <w:t>1</w:t>
+      </w:r>
+      <w:r>
+        <w:rPr>
+          <w:rFonts w:ascii="Times New Roman" w:hAnsi="Times New Roman" w:cs="Times New Roman"/>
+          <w:color w:val="000000" w:themeColor="text1"/>
+        </w:rPr>
+        <w:t xml:space="preserve"> (left)</w:t>
+      </w:r>
+      <w:r>
+        <w:rPr>
+          <w:rFonts w:ascii="Times New Roman" w:hAnsi="Times New Roman" w:cs="Times New Roman"/>
+          <w:color w:val="000000" w:themeColor="text1"/>
+        </w:rPr>
+        <w:t xml:space="preserve">, </w:t>
+      </w:r>
+      <w:r>
+        <w:rPr>
+          <w:rFonts w:ascii="Times New Roman" w:hAnsi="Times New Roman" w:cs="Times New Roman"/>
+          <w:color w:val="000000" w:themeColor="text1"/>
+        </w:rPr>
+        <w:t>stimulus 2</w:t>
+      </w:r>
+      <w:r>
+        <w:rPr>
+          <w:rFonts w:ascii="Times New Roman" w:hAnsi="Times New Roman" w:cs="Times New Roman"/>
+          <w:color w:val="000000" w:themeColor="text1"/>
+        </w:rPr>
+        <w:t xml:space="preserve"> </w:t>
+      </w:r>
+      <w:r>
+        <w:rPr>
+          <w:rFonts w:ascii="Times New Roman" w:hAnsi="Times New Roman" w:cs="Times New Roman"/>
+          <w:color w:val="000000" w:themeColor="text1"/>
+        </w:rPr>
         <w:lastRenderedPageBreak/>
-        <w:t>green</w:t>
-      </w:r>
-      <w:r>
-        <w:rPr>
-          <w:rFonts w:ascii="Times New Roman" w:hAnsi="Times New Roman" w:cs="Times New Roman"/>
-          <w:color w:val="000000" w:themeColor="text1"/>
-        </w:rPr>
-        <w:t xml:space="preserve">) in decoding </w:t>
-      </w:r>
-      <w:proofErr w:type="spellStart"/>
-      <w:r>
-        <w:rPr>
-          <w:rFonts w:ascii="Times New Roman" w:hAnsi="Times New Roman" w:cs="Times New Roman"/>
-          <w:color w:val="000000" w:themeColor="text1"/>
-        </w:rPr>
-        <w:t>odor</w:t>
-      </w:r>
-      <w:proofErr w:type="spellEnd"/>
-      <w:r>
-        <w:rPr>
-          <w:rFonts w:ascii="Times New Roman" w:hAnsi="Times New Roman" w:cs="Times New Roman"/>
-          <w:color w:val="000000" w:themeColor="text1"/>
-        </w:rPr>
-        <w:t xml:space="preserve"> stimulation frequency (2Hz vs</w:t>
-      </w:r>
-      <w:r>
-        <w:rPr>
-          <w:rFonts w:ascii="Times New Roman" w:hAnsi="Times New Roman" w:cs="Times New Roman"/>
-          <w:color w:val="000000" w:themeColor="text1"/>
-        </w:rPr>
-        <w:t>.</w:t>
-      </w:r>
-      <w:r>
-        <w:rPr>
-          <w:rFonts w:ascii="Times New Roman" w:hAnsi="Times New Roman" w:cs="Times New Roman"/>
-          <w:color w:val="000000" w:themeColor="text1"/>
-        </w:rPr>
-        <w:t xml:space="preserve"> 20Hz) for </w:t>
-      </w:r>
-      <w:proofErr w:type="spellStart"/>
-      <w:r>
-        <w:rPr>
-          <w:rFonts w:ascii="Times New Roman" w:hAnsi="Times New Roman" w:cs="Times New Roman"/>
-          <w:color w:val="000000" w:themeColor="text1"/>
-        </w:rPr>
-        <w:t>odor</w:t>
-      </w:r>
-      <w:proofErr w:type="spellEnd"/>
-      <w:r>
-        <w:rPr>
-          <w:rFonts w:ascii="Times New Roman" w:hAnsi="Times New Roman" w:cs="Times New Roman"/>
-          <w:color w:val="000000" w:themeColor="text1"/>
-        </w:rPr>
-        <w:t xml:space="preserve"> stimulus</w:t>
-      </w:r>
-      <w:r>
-        <w:rPr>
-          <w:rFonts w:ascii="Times New Roman" w:hAnsi="Times New Roman" w:cs="Times New Roman"/>
-          <w:color w:val="000000" w:themeColor="text1"/>
-        </w:rPr>
-        <w:t xml:space="preserve"> </w:t>
-      </w:r>
-      <w:r>
-        <w:rPr>
-          <w:rFonts w:ascii="Times New Roman" w:hAnsi="Times New Roman" w:cs="Times New Roman"/>
-          <w:color w:val="000000" w:themeColor="text1"/>
-        </w:rPr>
-        <w:t>1</w:t>
-      </w:r>
-      <w:r>
-        <w:rPr>
-          <w:rFonts w:ascii="Times New Roman" w:hAnsi="Times New Roman" w:cs="Times New Roman"/>
-          <w:color w:val="000000" w:themeColor="text1"/>
-        </w:rPr>
-        <w:t xml:space="preserve"> (left)</w:t>
-      </w:r>
-      <w:r>
-        <w:rPr>
-          <w:rFonts w:ascii="Times New Roman" w:hAnsi="Times New Roman" w:cs="Times New Roman"/>
-          <w:color w:val="000000" w:themeColor="text1"/>
-        </w:rPr>
-        <w:t xml:space="preserve">, </w:t>
-      </w:r>
-      <w:proofErr w:type="spellStart"/>
-      <w:r>
-        <w:rPr>
-          <w:rFonts w:ascii="Times New Roman" w:hAnsi="Times New Roman" w:cs="Times New Roman"/>
-          <w:color w:val="000000" w:themeColor="text1"/>
-        </w:rPr>
-        <w:t>odor</w:t>
-      </w:r>
-      <w:proofErr w:type="spellEnd"/>
-      <w:r>
-        <w:rPr>
-          <w:rFonts w:ascii="Times New Roman" w:hAnsi="Times New Roman" w:cs="Times New Roman"/>
-          <w:color w:val="000000" w:themeColor="text1"/>
-        </w:rPr>
-        <w:t xml:space="preserve"> stimulus 2</w:t>
-      </w:r>
-      <w:r>
-        <w:rPr>
-          <w:rFonts w:ascii="Times New Roman" w:hAnsi="Times New Roman" w:cs="Times New Roman"/>
-          <w:color w:val="000000" w:themeColor="text1"/>
-        </w:rPr>
-        <w:t xml:space="preserve"> (middle)</w:t>
+        <w:t>(middle)</w:t>
       </w:r>
       <w:r>
         <w:rPr>
@@ -2708,21 +3318,12 @@
         </w:rPr>
         <w:t xml:space="preserve">, and </w:t>
       </w:r>
-      <w:proofErr w:type="spellStart"/>
-      <w:r>
-        <w:rPr>
-          <w:rFonts w:ascii="Times New Roman" w:hAnsi="Times New Roman" w:cs="Times New Roman"/>
-          <w:color w:val="000000" w:themeColor="text1"/>
-        </w:rPr>
-        <w:t>odor</w:t>
-      </w:r>
-      <w:proofErr w:type="spellEnd"/>
-      <w:r>
-        <w:rPr>
-          <w:rFonts w:ascii="Times New Roman" w:hAnsi="Times New Roman" w:cs="Times New Roman"/>
-          <w:color w:val="000000" w:themeColor="text1"/>
-        </w:rPr>
-        <w:t xml:space="preserve"> stimulus</w:t>
+      <w:r>
+        <w:rPr>
+          <w:rFonts w:ascii="Times New Roman" w:hAnsi="Times New Roman" w:cs="Times New Roman"/>
+          <w:color w:val="000000" w:themeColor="text1"/>
+        </w:rPr>
+        <w:t>stimulus</w:t>
       </w:r>
       <w:r>
         <w:rPr>
@@ -2743,14 +3344,280 @@
           <w:rFonts w:ascii="Times New Roman" w:hAnsi="Times New Roman" w:cs="Times New Roman"/>
           <w:color w:val="000000" w:themeColor="text1"/>
         </w:rPr>
-        <w:t xml:space="preserve"> in control and knockout models (</w:t>
-      </w:r>
-      <w:r>
-        <w:rPr>
-          <w:rFonts w:ascii="Times New Roman" w:hAnsi="Times New Roman" w:cs="Times New Roman"/>
-          <w:color w:val="000000" w:themeColor="text1"/>
-        </w:rPr>
-        <w:t>without FB-PYR connections (Wo FB-PYR), without FF-PYR connections (Wo FF-PYR), without FF-FF connections (Wo FF-FF), without FB-FB connections (Wo FB-FB), without FF-FF &amp; FB-FB connections (Wo FF-FF&amp;FB-FB) and without PYR-PYR connections (Wo PYR-PYR) (Top to Bottom)</w:t>
+        <w:t xml:space="preserve"> in control and knockout models</w:t>
+      </w:r>
+      <w:r>
+        <w:rPr>
+          <w:rFonts w:ascii="Times New Roman" w:hAnsi="Times New Roman" w:cs="Times New Roman"/>
+          <w:color w:val="000000" w:themeColor="text1"/>
+        </w:rPr>
+        <w:t xml:space="preserve"> arranged from top to bottom as follow</w:t>
+      </w:r>
+      <w:r>
+        <w:rPr>
+          <w:rFonts w:ascii="Times New Roman" w:hAnsi="Times New Roman" w:cs="Times New Roman"/>
+          <w:color w:val="000000" w:themeColor="text1"/>
+        </w:rPr>
+        <w:t>s:</w:t>
+      </w:r>
+      <w:r>
+        <w:rPr>
+          <w:rFonts w:ascii="Times New Roman" w:hAnsi="Times New Roman" w:cs="Times New Roman"/>
+          <w:color w:val="000000" w:themeColor="text1"/>
+        </w:rPr>
+        <w:t xml:space="preserve"> </w:t>
+      </w:r>
+      <w:r>
+        <w:rPr>
+          <w:rFonts w:ascii="Times New Roman" w:hAnsi="Times New Roman" w:cs="Times New Roman"/>
+          <w:color w:val="000000" w:themeColor="text1"/>
+        </w:rPr>
+        <w:t xml:space="preserve">without </w:t>
+      </w:r>
+      <w:r>
+        <w:rPr>
+          <w:rFonts w:ascii="Times New Roman" w:hAnsi="Times New Roman" w:cs="Times New Roman"/>
+          <w:color w:val="000000" w:themeColor="text1"/>
+        </w:rPr>
+        <w:t>FB–PYR</w:t>
+      </w:r>
+      <w:r>
+        <w:rPr>
+          <w:rFonts w:ascii="Times New Roman" w:hAnsi="Times New Roman" w:cs="Times New Roman"/>
+          <w:color w:val="000000" w:themeColor="text1"/>
+        </w:rPr>
+        <w:t xml:space="preserve"> connections (W</w:t>
+      </w:r>
+      <w:r>
+        <w:rPr>
+          <w:rFonts w:ascii="Times New Roman" w:hAnsi="Times New Roman" w:cs="Times New Roman"/>
+          <w:color w:val="000000" w:themeColor="text1"/>
+        </w:rPr>
+        <w:t>/</w:t>
+      </w:r>
+      <w:r>
+        <w:rPr>
+          <w:rFonts w:ascii="Times New Roman" w:hAnsi="Times New Roman" w:cs="Times New Roman"/>
+          <w:color w:val="000000" w:themeColor="text1"/>
+        </w:rPr>
+        <w:t xml:space="preserve">o </w:t>
+      </w:r>
+      <w:r>
+        <w:rPr>
+          <w:rFonts w:ascii="Times New Roman" w:hAnsi="Times New Roman" w:cs="Times New Roman"/>
+          <w:color w:val="000000" w:themeColor="text1"/>
+        </w:rPr>
+        <w:t>FB–PYR</w:t>
+      </w:r>
+      <w:r>
+        <w:rPr>
+          <w:rFonts w:ascii="Times New Roman" w:hAnsi="Times New Roman" w:cs="Times New Roman"/>
+          <w:color w:val="000000" w:themeColor="text1"/>
+        </w:rPr>
+        <w:t xml:space="preserve">), without </w:t>
+      </w:r>
+      <w:r>
+        <w:rPr>
+          <w:rFonts w:ascii="Times New Roman" w:hAnsi="Times New Roman" w:cs="Times New Roman"/>
+          <w:color w:val="000000" w:themeColor="text1"/>
+        </w:rPr>
+        <w:t>FF–PYR</w:t>
+      </w:r>
+      <w:r>
+        <w:rPr>
+          <w:rFonts w:ascii="Times New Roman" w:hAnsi="Times New Roman" w:cs="Times New Roman"/>
+          <w:color w:val="000000" w:themeColor="text1"/>
+        </w:rPr>
+        <w:t xml:space="preserve"> connections (W</w:t>
+      </w:r>
+      <w:r>
+        <w:rPr>
+          <w:rFonts w:ascii="Times New Roman" w:hAnsi="Times New Roman" w:cs="Times New Roman"/>
+          <w:color w:val="000000" w:themeColor="text1"/>
+        </w:rPr>
+        <w:t>/</w:t>
+      </w:r>
+      <w:r>
+        <w:rPr>
+          <w:rFonts w:ascii="Times New Roman" w:hAnsi="Times New Roman" w:cs="Times New Roman"/>
+          <w:color w:val="000000" w:themeColor="text1"/>
+        </w:rPr>
+        <w:t xml:space="preserve">o </w:t>
+      </w:r>
+      <w:r>
+        <w:rPr>
+          <w:rFonts w:ascii="Times New Roman" w:hAnsi="Times New Roman" w:cs="Times New Roman"/>
+          <w:color w:val="000000" w:themeColor="text1"/>
+        </w:rPr>
+        <w:t>FF–PYR</w:t>
+      </w:r>
+      <w:r>
+        <w:rPr>
+          <w:rFonts w:ascii="Times New Roman" w:hAnsi="Times New Roman" w:cs="Times New Roman"/>
+          <w:color w:val="000000" w:themeColor="text1"/>
+        </w:rPr>
+        <w:t xml:space="preserve">), without </w:t>
+      </w:r>
+      <w:r>
+        <w:rPr>
+          <w:rFonts w:ascii="Times New Roman" w:hAnsi="Times New Roman" w:cs="Times New Roman"/>
+          <w:color w:val="000000" w:themeColor="text1"/>
+        </w:rPr>
+        <w:t>FF–FF</w:t>
+      </w:r>
+      <w:r>
+        <w:rPr>
+          <w:rFonts w:ascii="Times New Roman" w:hAnsi="Times New Roman" w:cs="Times New Roman"/>
+          <w:color w:val="000000" w:themeColor="text1"/>
+        </w:rPr>
+        <w:t xml:space="preserve"> connections (W</w:t>
+      </w:r>
+      <w:r>
+        <w:rPr>
+          <w:rFonts w:ascii="Times New Roman" w:hAnsi="Times New Roman" w:cs="Times New Roman"/>
+          <w:color w:val="000000" w:themeColor="text1"/>
+        </w:rPr>
+        <w:t>/</w:t>
+      </w:r>
+      <w:r>
+        <w:rPr>
+          <w:rFonts w:ascii="Times New Roman" w:hAnsi="Times New Roman" w:cs="Times New Roman"/>
+          <w:color w:val="000000" w:themeColor="text1"/>
+        </w:rPr>
+        <w:t xml:space="preserve">o </w:t>
+      </w:r>
+      <w:r>
+        <w:rPr>
+          <w:rFonts w:ascii="Times New Roman" w:hAnsi="Times New Roman" w:cs="Times New Roman"/>
+          <w:color w:val="000000" w:themeColor="text1"/>
+        </w:rPr>
+        <w:t>FF–FF</w:t>
+      </w:r>
+      <w:r>
+        <w:rPr>
+          <w:rFonts w:ascii="Times New Roman" w:hAnsi="Times New Roman" w:cs="Times New Roman"/>
+          <w:color w:val="000000" w:themeColor="text1"/>
+        </w:rPr>
+        <w:t xml:space="preserve">), without </w:t>
+      </w:r>
+      <w:r>
+        <w:rPr>
+          <w:rFonts w:ascii="Times New Roman" w:hAnsi="Times New Roman" w:cs="Times New Roman"/>
+          <w:color w:val="000000" w:themeColor="text1"/>
+        </w:rPr>
+        <w:t>FB–FB</w:t>
+      </w:r>
+      <w:r>
+        <w:rPr>
+          <w:rFonts w:ascii="Times New Roman" w:hAnsi="Times New Roman" w:cs="Times New Roman"/>
+          <w:color w:val="000000" w:themeColor="text1"/>
+        </w:rPr>
+        <w:t xml:space="preserve"> connections (W</w:t>
+      </w:r>
+      <w:r>
+        <w:rPr>
+          <w:rFonts w:ascii="Times New Roman" w:hAnsi="Times New Roman" w:cs="Times New Roman"/>
+          <w:color w:val="000000" w:themeColor="text1"/>
+        </w:rPr>
+        <w:t>/</w:t>
+      </w:r>
+      <w:r>
+        <w:rPr>
+          <w:rFonts w:ascii="Times New Roman" w:hAnsi="Times New Roman" w:cs="Times New Roman"/>
+          <w:color w:val="000000" w:themeColor="text1"/>
+        </w:rPr>
+        <w:t xml:space="preserve">o </w:t>
+      </w:r>
+      <w:r>
+        <w:rPr>
+          <w:rFonts w:ascii="Times New Roman" w:hAnsi="Times New Roman" w:cs="Times New Roman"/>
+          <w:color w:val="000000" w:themeColor="text1"/>
+        </w:rPr>
+        <w:t>FB–FB</w:t>
+      </w:r>
+      <w:r>
+        <w:rPr>
+          <w:rFonts w:ascii="Times New Roman" w:hAnsi="Times New Roman" w:cs="Times New Roman"/>
+          <w:color w:val="000000" w:themeColor="text1"/>
+        </w:rPr>
+        <w:t xml:space="preserve">), without </w:t>
+      </w:r>
+      <w:r>
+        <w:rPr>
+          <w:rFonts w:ascii="Times New Roman" w:hAnsi="Times New Roman" w:cs="Times New Roman"/>
+          <w:color w:val="000000" w:themeColor="text1"/>
+        </w:rPr>
+        <w:t>FF–FF</w:t>
+      </w:r>
+      <w:r>
+        <w:rPr>
+          <w:rFonts w:ascii="Times New Roman" w:hAnsi="Times New Roman" w:cs="Times New Roman"/>
+          <w:color w:val="000000" w:themeColor="text1"/>
+        </w:rPr>
+        <w:t xml:space="preserve"> &amp; </w:t>
+      </w:r>
+      <w:r>
+        <w:rPr>
+          <w:rFonts w:ascii="Times New Roman" w:hAnsi="Times New Roman" w:cs="Times New Roman"/>
+          <w:color w:val="000000" w:themeColor="text1"/>
+        </w:rPr>
+        <w:t>FB–FB</w:t>
+      </w:r>
+      <w:r>
+        <w:rPr>
+          <w:rFonts w:ascii="Times New Roman" w:hAnsi="Times New Roman" w:cs="Times New Roman"/>
+          <w:color w:val="000000" w:themeColor="text1"/>
+        </w:rPr>
+        <w:t xml:space="preserve"> connections (W</w:t>
+      </w:r>
+      <w:r>
+        <w:rPr>
+          <w:rFonts w:ascii="Times New Roman" w:hAnsi="Times New Roman" w:cs="Times New Roman"/>
+          <w:color w:val="000000" w:themeColor="text1"/>
+        </w:rPr>
+        <w:t>/</w:t>
+      </w:r>
+      <w:r>
+        <w:rPr>
+          <w:rFonts w:ascii="Times New Roman" w:hAnsi="Times New Roman" w:cs="Times New Roman"/>
+          <w:color w:val="000000" w:themeColor="text1"/>
+        </w:rPr>
+        <w:t xml:space="preserve">o </w:t>
+      </w:r>
+      <w:r>
+        <w:rPr>
+          <w:rFonts w:ascii="Times New Roman" w:hAnsi="Times New Roman" w:cs="Times New Roman"/>
+          <w:color w:val="000000" w:themeColor="text1"/>
+        </w:rPr>
+        <w:t>FF–FF</w:t>
+      </w:r>
+      <w:r>
+        <w:rPr>
+          <w:rFonts w:ascii="Times New Roman" w:hAnsi="Times New Roman" w:cs="Times New Roman"/>
+          <w:color w:val="000000" w:themeColor="text1"/>
+        </w:rPr>
+        <w:t xml:space="preserve"> </w:t>
+      </w:r>
+      <w:r>
+        <w:rPr>
+          <w:rFonts w:ascii="Times New Roman" w:hAnsi="Times New Roman" w:cs="Times New Roman"/>
+          <w:color w:val="000000" w:themeColor="text1"/>
+        </w:rPr>
+        <w:t>&amp;</w:t>
+      </w:r>
+      <w:r>
+        <w:rPr>
+          <w:rFonts w:ascii="Times New Roman" w:hAnsi="Times New Roman" w:cs="Times New Roman"/>
+          <w:color w:val="000000" w:themeColor="text1"/>
+        </w:rPr>
+        <w:t xml:space="preserve"> </w:t>
+      </w:r>
+      <w:r>
+        <w:rPr>
+          <w:rFonts w:ascii="Times New Roman" w:hAnsi="Times New Roman" w:cs="Times New Roman"/>
+          <w:color w:val="000000" w:themeColor="text1"/>
+        </w:rPr>
+        <w:t>FB–FB</w:t>
       </w:r>
       <w:r>
         <w:rPr>
@@ -2764,7 +3631,56 @@
           <w:rFonts w:ascii="Times New Roman" w:hAnsi="Times New Roman" w:cs="Times New Roman"/>
           <w:color w:val="000000" w:themeColor="text1"/>
         </w:rPr>
-        <w:t xml:space="preserve">. </w:t>
+        <w:t>,</w:t>
+      </w:r>
+      <w:r>
+        <w:rPr>
+          <w:rFonts w:ascii="Times New Roman" w:hAnsi="Times New Roman" w:cs="Times New Roman"/>
+          <w:color w:val="000000" w:themeColor="text1"/>
+        </w:rPr>
+        <w:t xml:space="preserve"> and without </w:t>
+      </w:r>
+      <w:r>
+        <w:rPr>
+          <w:rFonts w:ascii="Times New Roman" w:hAnsi="Times New Roman" w:cs="Times New Roman"/>
+          <w:color w:val="000000" w:themeColor="text1"/>
+        </w:rPr>
+        <w:t>PYR–PYR</w:t>
+      </w:r>
+      <w:r>
+        <w:rPr>
+          <w:rFonts w:ascii="Times New Roman" w:hAnsi="Times New Roman" w:cs="Times New Roman"/>
+          <w:color w:val="000000" w:themeColor="text1"/>
+        </w:rPr>
+        <w:t xml:space="preserve"> connections (W</w:t>
+      </w:r>
+      <w:r>
+        <w:rPr>
+          <w:rFonts w:ascii="Times New Roman" w:hAnsi="Times New Roman" w:cs="Times New Roman"/>
+          <w:color w:val="000000" w:themeColor="text1"/>
+        </w:rPr>
+        <w:t>/</w:t>
+      </w:r>
+      <w:r>
+        <w:rPr>
+          <w:rFonts w:ascii="Times New Roman" w:hAnsi="Times New Roman" w:cs="Times New Roman"/>
+          <w:color w:val="000000" w:themeColor="text1"/>
+        </w:rPr>
+        <w:t xml:space="preserve">o </w:t>
+      </w:r>
+      <w:r>
+        <w:rPr>
+          <w:rFonts w:ascii="Times New Roman" w:hAnsi="Times New Roman" w:cs="Times New Roman"/>
+          <w:color w:val="000000" w:themeColor="text1"/>
+        </w:rPr>
+        <w:t>PYR–PYR</w:t>
+      </w:r>
+      <w:r>
+        <w:rPr>
+          <w:rFonts w:ascii="Times New Roman" w:hAnsi="Times New Roman" w:cs="Times New Roman"/>
+          <w:color w:val="000000" w:themeColor="text1"/>
+        </w:rPr>
+        <w:t xml:space="preserve">). </w:t>
       </w:r>
       <w:r>
         <w:rPr>
@@ -2850,14 +3766,70 @@
           <w:rFonts w:ascii="Times New Roman" w:hAnsi="Times New Roman" w:cs="Times New Roman"/>
           <w:color w:val="000000" w:themeColor="text1"/>
         </w:rPr>
-        <w:t xml:space="preserve"> = 500). The area under the ROC curve (AUC) quantifies overall decoding performance, with values near 0.5 indicating chance level and values approaching 1.0 indicating perfect discrimination.</w:t>
-      </w:r>
-      <w:r>
-        <w:rPr>
-          <w:rFonts w:ascii="Times New Roman" w:hAnsi="Times New Roman" w:cs="Times New Roman"/>
-          <w:color w:val="000000" w:themeColor="text1"/>
-        </w:rPr>
-        <w:t xml:space="preserve"> AUC is quantified for CNNs and classifier</w:t>
+        <w:t xml:space="preserve"> = 500). The area under the ROC curve (AUC) quantifies overall decoding performance, with values near 0.5 indicating chance</w:t>
+      </w:r>
+      <w:r>
+        <w:rPr>
+          <w:rFonts w:ascii="Times New Roman" w:hAnsi="Times New Roman" w:cs="Times New Roman"/>
+          <w:color w:val="000000" w:themeColor="text1"/>
+        </w:rPr>
+        <w:t>-</w:t>
+      </w:r>
+      <w:r>
+        <w:rPr>
+          <w:rFonts w:ascii="Times New Roman" w:hAnsi="Times New Roman" w:cs="Times New Roman"/>
+          <w:color w:val="000000" w:themeColor="text1"/>
+        </w:rPr>
+        <w:t xml:space="preserve">level </w:t>
+      </w:r>
+      <w:r>
+        <w:rPr>
+          <w:rFonts w:ascii="Times New Roman" w:hAnsi="Times New Roman" w:cs="Times New Roman"/>
+          <w:color w:val="000000" w:themeColor="text1"/>
+        </w:rPr>
+        <w:t xml:space="preserve">performance </w:t>
+      </w:r>
+      <w:r>
+        <w:rPr>
+          <w:rFonts w:ascii="Times New Roman" w:hAnsi="Times New Roman" w:cs="Times New Roman"/>
+          <w:color w:val="000000" w:themeColor="text1"/>
+        </w:rPr>
+        <w:t>and values approaching 1.0 indicating perfect discrimination.</w:t>
+      </w:r>
+      <w:r>
+        <w:rPr>
+          <w:rFonts w:ascii="Times New Roman" w:hAnsi="Times New Roman" w:cs="Times New Roman"/>
+          <w:color w:val="000000" w:themeColor="text1"/>
+        </w:rPr>
+        <w:t xml:space="preserve"> AUC </w:t>
+      </w:r>
+      <w:r>
+        <w:rPr>
+          <w:rFonts w:ascii="Times New Roman" w:hAnsi="Times New Roman" w:cs="Times New Roman"/>
+          <w:color w:val="000000" w:themeColor="text1"/>
+        </w:rPr>
+        <w:t>values are</w:t>
+      </w:r>
+      <w:r>
+        <w:rPr>
+          <w:rFonts w:ascii="Times New Roman" w:hAnsi="Times New Roman" w:cs="Times New Roman"/>
+          <w:color w:val="000000" w:themeColor="text1"/>
+        </w:rPr>
+        <w:t xml:space="preserve"> </w:t>
+      </w:r>
+      <w:r>
+        <w:rPr>
+          <w:rFonts w:ascii="Times New Roman" w:hAnsi="Times New Roman" w:cs="Times New Roman"/>
+          <w:color w:val="000000" w:themeColor="text1"/>
+        </w:rPr>
+        <w:t>reported</w:t>
+      </w:r>
+      <w:r>
+        <w:rPr>
+          <w:rFonts w:ascii="Times New Roman" w:hAnsi="Times New Roman" w:cs="Times New Roman"/>
+          <w:color w:val="000000" w:themeColor="text1"/>
+        </w:rPr>
+        <w:t xml:space="preserve"> for CNNs and classifier</w:t>
       </w:r>
       <w:r>
         <w:rPr>
@@ -2871,7 +3843,23 @@
           <w:rFonts w:ascii="Times New Roman" w:hAnsi="Times New Roman" w:cs="Times New Roman"/>
           <w:color w:val="000000" w:themeColor="text1"/>
         </w:rPr>
-        <w:t xml:space="preserve"> as mean ± SD (n = 144 for each). </w:t>
+        <w:t xml:space="preserve"> as mean ± SD (</w:t>
+      </w:r>
+      <w:r>
+        <w:rPr>
+          <w:rFonts w:ascii="Times New Roman" w:hAnsi="Times New Roman" w:cs="Times New Roman"/>
+          <w:i/>
+          <w:iCs/>
+          <w:color w:val="000000" w:themeColor="text1"/>
+        </w:rPr>
+        <w:t>n</w:t>
+      </w:r>
+      <w:r>
+        <w:rPr>
+          <w:rFonts w:ascii="Times New Roman" w:hAnsi="Times New Roman" w:cs="Times New Roman"/>
+          <w:color w:val="000000" w:themeColor="text1"/>
+        </w:rPr>
+        <w:t xml:space="preserve"> = 144 for each). </w:t>
       </w:r>
       <w:r>
         <w:rPr>
@@ -2882,7 +3870,7 @@
       </w:r>
     </w:p>
     <w:sectPr>
-      <w:headerReference w:type="default" r:id="rId6"/>
+      <w:headerReference w:type="default" r:id="rId7"/>
       <w:pgSz w:w="11906" w:h="16838"/>
       <w:pgMar w:top="1440" w:right="1440" w:bottom="1440" w:left="1440" w:header="709" w:footer="709" w:gutter="0"/>
       <w:lnNumType w:countBy="1" w:restart="continuous"/>
@@ -2956,11 +3944,6 @@
         <w:docPartUnique/>
       </w:docPartObj>
     </w:sdtPr>
-    <w:sdtEndPr>
-      <w:rPr>
-        <w:rStyle w:val="PageNumber"/>
-      </w:rPr>
-    </w:sdtEndPr>
     <w:sdtContent>
       <w:p>
         <w:pPr>
@@ -3017,6 +4000,10 @@
     </w:pPr>
   </w:p>
 </w:hdr>
+</file>
+
+<file path=word/numbering.xml><?xml version="1.0" encoding="utf-8"?>
+<w:numbering xmlns:wpc="http://schemas.microsoft.com/office/word/2010/wordprocessingCanvas" xmlns:cx="http://schemas.microsoft.com/office/drawing/2014/chartex" xmlns:cx1="http://schemas.microsoft.com/office/drawing/2015/9/8/chartex" xmlns:cx2="http://schemas.microsoft.com/office/drawing/2015/10/21/chartex" xmlns:cx3="http://schemas.microsoft.com/office/drawing/2016/5/9/chartex" xmlns:cx4="http://schemas.microsoft.com/office/drawing/2016/5/10/chartex" xmlns:cx5="http://schemas.microsoft.com/office/drawing/2016/5/11/chartex" xmlns:cx6="http://schemas.microsoft.com/office/drawing/2016/5/12/chartex" xmlns:cx7="http://schemas.microsoft.com/office/drawing/2016/5/13/chartex" xmlns:cx8="http://schemas.microsoft.com/office/drawing/2016/5/14/chartex" xmlns:mc="http://schemas.openxmlformats.org/markup-compatibility/2006" xmlns:aink="http://schemas.microsoft.com/office/drawing/2016/ink" xmlns:am3d="http://schemas.microsoft.com/office/drawing/2017/model3d" xmlns:o="urn:schemas-microsoft-com:office:office" xmlns:oel="http://schemas.microsoft.com/office/2019/extlst" xmlns:r="http://schemas.openxmlformats.org/officeDocument/2006/relationships" xmlns:m="http://schemas.openxmlformats.org/officeDocument/2006/math" xmlns:v="urn:schemas-microsoft-com:vml" xmlns:wp14="http://schemas.microsoft.com/office/word/2010/wordprocessingDrawing" xmlns:wp="http://schemas.openxmlformats.org/drawingml/2006/wordprocessingDrawing" xmlns:w10="urn:schemas-microsoft-com:office:word" xmlns:w="http://schemas.openxmlformats.org/wordprocessingml/2006/main" xmlns:w14="http://schemas.microsoft.com/office/word/2010/wordml" xmlns:w15="http://schemas.microsoft.com/office/word/2012/wordml" xmlns:w16cex="http://schemas.microsoft.com/office/word/2018/wordml/cex" xmlns:w16cid="http://schemas.microsoft.com/office/word/2016/wordml/cid" xmlns:w16="http://schemas.microsoft.com/office/word/2018/wordml" xmlns:w16du="http://schemas.microsoft.com/office/word/2023/wordml/word16du" xmlns:w16sdtdh="http://schemas.microsoft.com/office/word/2020/wordml/sdtdatahash" xmlns:w16sdtfl="http://schemas.microsoft.com/office/word/2024/wordml/sdtformatlock" xmlns:w16se="http://schemas.microsoft.com/office/word/2015/wordml/symex" xmlns:wpg="http://schemas.microsoft.com/office/word/2010/wordprocessingGroup" xmlns:wpi="http://schemas.microsoft.com/office/word/2010/wordprocessingInk" xmlns:wne="http://schemas.microsoft.com/office/word/2006/wordml" xmlns:wps="http://schemas.microsoft.com/office/word/2010/wordprocessingShape" mc:Ignorable="w14 w15 w16se w16cid w16 w16cex w16sdtdh w16sdtfl w16du wp14"/>
 </file>
 
 <file path=word/styles.xml><?xml version="1.0" encoding="utf-8"?>
@@ -4084,6 +5071,35 @@
       <w:lang w:val="en-IN"/>
     </w:rPr>
   </w:style>
+  <w:style w:type="paragraph" w:styleId="Footer">
+    <w:name w:val="footer"/>
+    <w:basedOn w:val="Normal"/>
+    <w:link w:val="FooterChar"/>
+    <w:uiPriority w:val="99"/>
+    <w:semiHidden/>
+    <w:unhideWhenUsed/>
+    <w:rsid w:val="004273E1"/>
+    <w:pPr>
+      <w:tabs>
+        <w:tab w:val="center" w:pos="4680"/>
+        <w:tab w:val="right" w:pos="9360"/>
+      </w:tabs>
+      <w:spacing w:after="0" w:line="240" w:lineRule="auto"/>
+    </w:pPr>
+  </w:style>
+  <w:style w:type="character" w:customStyle="1" w:styleId="FooterChar">
+    <w:name w:val="Footer Char"/>
+    <w:basedOn w:val="DefaultParagraphFont"/>
+    <w:link w:val="Footer"/>
+    <w:uiPriority w:val="99"/>
+    <w:semiHidden/>
+    <w:rsid w:val="004273E1"/>
+    <w:rPr>
+      <w:sz w:val="22"/>
+      <w:szCs w:val="22"/>
+      <w:lang w:val="en-IN"/>
+    </w:rPr>
+  </w:style>
 </w:styles>
 </file>
 
